--- a/Python for Algorithmic Trading/NCKH/Bài stock toán/project_R/docx_build/r2/reference.docx
+++ b/Python for Algorithmic Trading/NCKH/Bài stock toán/project_R/docx_build/r2/reference.docx
@@ -24300,16 +24300,9 @@
     <w:basedOn w:val="Normal"/>
     <w:rsid w:val="000019C6"/>
     <w:pPr>
-      <w:numPr>
-        <w:numId w:val="11"/>
-      </w:numPr>
-      <w:tabs>
-        <w:tab w:val="left" w:pos="341"/>
-      </w:tabs>
-      <w:overflowPunct w:val="0"/>
-      <w:autoSpaceDE w:val="0"/>
-      <w:spacing w:line="220" w:lineRule="atLeast"/>
-      <w:jc w:val="both"/>
+      <w:spacing w:line="240" w:lineRule="auto"/>
+      <w:ind w:left="425" w:hanging="425"/>
+      <w:jc w:val="left"/>
     </w:pPr>
     <w:rPr>
       <w:sz w:val="18"/>
